--- a/solitario/Documentacion.docx
+++ b/solitario/Documentacion.docx
@@ -339,94 +339,6 @@
     </w:p>
     <w:p>
       <w:pPr>
-        <w:jc w:val="center"/>
-        <w:rPr>
-          <w:rFonts w:ascii="Arial Rounded MT Bold" w:hAnsi="Arial Rounded MT Bold" w:cs="Arial"/>
-          <w:sz w:val="32"/>
-          <w:szCs w:val="32"/>
-          <w:lang w:val="es-MX"/>
-        </w:rPr>
-      </w:pPr>
-      <w:r>
-        <w:rPr>
-          <w:rFonts w:ascii="Arial Rounded MT Bold" w:hAnsi="Arial Rounded MT Bold" w:cs="Arial"/>
-          <w:sz w:val="32"/>
-          <w:szCs w:val="32"/>
-          <w:lang w:val="es-MX"/>
-        </w:rPr>
-        <w:t>-Martínez Rayón</w:t>
-      </w:r>
-      <w:r>
-        <w:rPr>
-          <w:rFonts w:ascii="Arial Rounded MT Bold" w:hAnsi="Arial Rounded MT Bold" w:cs="Arial"/>
-          <w:sz w:val="32"/>
-          <w:szCs w:val="32"/>
-          <w:lang w:val="es-MX"/>
-        </w:rPr>
-        <w:t xml:space="preserve"> </w:t>
-      </w:r>
-      <w:r>
-        <w:rPr>
-          <w:rFonts w:ascii="Arial Rounded MT Bold" w:hAnsi="Arial Rounded MT Bold" w:cs="Arial"/>
-          <w:sz w:val="32"/>
-          <w:szCs w:val="32"/>
-          <w:lang w:val="es-MX"/>
-        </w:rPr>
-        <w:t>Héctor Uziel</w:t>
-      </w:r>
-    </w:p>
-    <w:p>
-      <w:pPr>
-        <w:jc w:val="center"/>
-        <w:rPr>
-          <w:rFonts w:ascii="Arial Rounded MT Bold" w:hAnsi="Arial Rounded MT Bold" w:cs="Arial"/>
-          <w:sz w:val="32"/>
-          <w:szCs w:val="32"/>
-          <w:lang w:val="es-MX"/>
-        </w:rPr>
-      </w:pPr>
-      <w:r>
-        <w:rPr>
-          <w:rFonts w:ascii="Arial Rounded MT Bold" w:hAnsi="Arial Rounded MT Bold" w:cs="Arial"/>
-          <w:sz w:val="32"/>
-          <w:szCs w:val="32"/>
-          <w:lang w:val="es-MX"/>
-        </w:rPr>
-        <w:t>-Mendoza Trujillo Ricardo</w:t>
-      </w:r>
-    </w:p>
-    <w:p>
-      <w:pPr>
-        <w:jc w:val="center"/>
-        <w:rPr>
-          <w:rFonts w:ascii="Arial Rounded MT Bold" w:hAnsi="Arial Rounded MT Bold" w:cs="Arial"/>
-          <w:sz w:val="32"/>
-          <w:szCs w:val="32"/>
-          <w:lang w:val="es-MX"/>
-        </w:rPr>
-      </w:pPr>
-      <w:r>
-        <w:rPr>
-          <w:rFonts w:ascii="Arial Rounded MT Bold" w:hAnsi="Arial Rounded MT Bold" w:cs="Arial"/>
-          <w:sz w:val="32"/>
-          <w:szCs w:val="32"/>
-          <w:lang w:val="es-MX"/>
-        </w:rPr>
-        <w:t>-Morales Aguilar Mario Jonathan</w:t>
-      </w:r>
-    </w:p>
-    <w:p>
-      <w:pPr>
-        <w:rPr>
-          <w:rFonts w:ascii="Arial Rounded MT Bold" w:hAnsi="Arial Rounded MT Bold" w:cs="Arial"/>
-          <w:sz w:val="32"/>
-          <w:szCs w:val="32"/>
-          <w:lang w:val="es-MX"/>
-        </w:rPr>
-      </w:pPr>
-    </w:p>
-    <w:p>
-      <w:pPr>
         <w:rPr>
           <w:rFonts w:ascii="Arial Rounded MT Bold" w:hAnsi="Arial Rounded MT Bold" w:cs="Arial"/>
           <w:color w:val="77206D" w:themeColor="accent5" w:themeShade="BF"/>
@@ -535,7 +447,7 @@
           <w:rFonts w:ascii="Arial" w:hAnsi="Arial" w:cs="Arial"/>
           <w:lang w:val="es-MX"/>
         </w:rPr>
-        <w:t>Como parte de un proyecto de desarrollo de software, diseño de algoritmos y creación de interfaces graficas para la interacción entre el usuario y el sistema</w:t>
+        <w:t>Como parte de un proyecto de desarrollo de software, diseño de algoritmos y creación de interfaces gráficas para la interacción entre el usuario y el sistema</w:t>
       </w:r>
       <w:r>
         <w:rPr>
@@ -563,7 +475,7 @@
           <w:rFonts w:ascii="Arial" w:hAnsi="Arial" w:cs="Arial"/>
           <w:lang w:val="es-MX"/>
         </w:rPr>
-        <w:t>distintas bibliotecas como TKINDER para el desarrollo de la interfaz y toda la visualización, o RAMDOM, para un juego más aleatorio e impredecible</w:t>
+        <w:t>distintas bibliotecas como Tkinter para el desarrollo de la interfaz y toda la visualización, o random, para un juego más aleatorio e impredecible</w:t>
       </w:r>
     </w:p>
     <w:p>
@@ -599,6 +511,16 @@
         </w:rPr>
         <w:t>Durante el desarrollo del proyecto se implementarán todos los componentes necesarios para el funcionamiento del juego, incluyendo la creación y mezcla de la baraja, la distribución inicial de las cartas, la validación de movimientos permitidos, la actualización visual del tablero y la detección de condiciones de victoria. Todo ello permitirá integrar conocimientos adquiridos durante el curso y desarrollar habilidades prácticas en el diseño e implementación de aplicaciones gráficas interactivas.</w:t>
       </w:r>
+    </w:p>
+    <w:p>
+      <w:pPr>
+        <w:spacing w:line="480" w:lineRule="auto"/>
+        <w:jc w:val="both"/>
+        <w:rPr>
+          <w:rFonts w:ascii="Arial" w:hAnsi="Arial" w:cs="Arial"/>
+          <w:lang w:val="es-MX"/>
+        </w:rPr>
+      </w:pPr>
     </w:p>
     <w:p>
       <w:pPr>
@@ -638,6 +560,7 @@
           <w:bCs/>
           <w:lang w:val="es-MX"/>
         </w:rPr>
+        <w:lastRenderedPageBreak/>
         <w:t>2. Objetivos</w:t>
       </w:r>
     </w:p>
@@ -659,7 +582,6 @@
           <w:bCs/>
           <w:lang w:val="es-MX"/>
         </w:rPr>
-        <w:lastRenderedPageBreak/>
         <w:t>Objetivo General</w:t>
       </w:r>
     </w:p>
@@ -963,6 +885,28 @@
     </w:p>
     <w:p>
       <w:pPr>
+        <w:numPr>
+          <w:ilvl w:val="0"/>
+          <w:numId w:val="14"/>
+        </w:numPr>
+        <w:spacing w:line="480" w:lineRule="auto"/>
+        <w:jc w:val="both"/>
+        <w:rPr>
+          <w:rFonts w:ascii="Arial" w:hAnsi="Arial" w:cs="Arial"/>
+          <w:lang w:val="es-MX"/>
+        </w:rPr>
+      </w:pPr>
+      <w:r>
+        <w:rPr>
+          <w:rFonts w:ascii="Arial" w:hAnsi="Arial" w:cs="Arial"/>
+          <w:lang w:val="es-MX"/>
+        </w:rPr>
+        <w:lastRenderedPageBreak/>
+        <w:t>Poder personalizar el mazo.</w:t>
+      </w:r>
+    </w:p>
+    <w:p>
+      <w:pPr>
         <w:spacing w:line="360" w:lineRule="auto"/>
         <w:jc w:val="both"/>
         <w:rPr>
@@ -979,12 +923,12 @@
           <w:bCs/>
           <w:lang w:val="es-MX"/>
         </w:rPr>
-        <w:t>Diagramas de flujo</w:t>
-      </w:r>
-    </w:p>
-    <w:p>
-      <w:pPr>
-        <w:pStyle w:val="ListParagraph"/>
+        <w:t>3. Diagramas de flujo</w:t>
+      </w:r>
+    </w:p>
+    <w:p>
+      <w:pPr>
+        <w:pStyle w:val="Prrafodelista"/>
         <w:numPr>
           <w:ilvl w:val="0"/>
           <w:numId w:val="15"/>
@@ -1028,7 +972,6 @@
           <w:noProof/>
           <w:lang w:val="es-MX"/>
         </w:rPr>
-        <w:lastRenderedPageBreak/>
         <w:drawing>
           <wp:inline distT="0" distB="0" distL="0" distR="0" wp14:anchorId="2935ADD4" wp14:editId="7E6DBA3C">
             <wp:extent cx="5943600" cy="4530725"/>
@@ -1087,7 +1030,7 @@
     </w:p>
     <w:p>
       <w:pPr>
-        <w:pStyle w:val="ListParagraph"/>
+        <w:pStyle w:val="Prrafodelista"/>
         <w:numPr>
           <w:ilvl w:val="0"/>
           <w:numId w:val="15"/>
@@ -1190,7 +1133,7 @@
     </w:p>
     <w:p>
       <w:pPr>
-        <w:pStyle w:val="ListParagraph"/>
+        <w:pStyle w:val="Prrafodelista"/>
         <w:numPr>
           <w:ilvl w:val="0"/>
           <w:numId w:val="15"/>
@@ -1293,7 +1236,7 @@
     </w:p>
     <w:p>
       <w:pPr>
-        <w:pStyle w:val="ListParagraph"/>
+        <w:pStyle w:val="Prrafodelista"/>
         <w:numPr>
           <w:ilvl w:val="0"/>
           <w:numId w:val="15"/>
@@ -1383,7 +1326,7 @@
     </w:p>
     <w:p>
       <w:pPr>
-        <w:pStyle w:val="ListParagraph"/>
+        <w:pStyle w:val="Prrafodelista"/>
         <w:numPr>
           <w:ilvl w:val="0"/>
           <w:numId w:val="15"/>
@@ -1405,7 +1348,7 @@
           <w:lang w:val="es-MX"/>
         </w:rPr>
         <w:lastRenderedPageBreak/>
-        <w:t>Verificación de vitoria</w:t>
+        <w:t>Verificación de victoria</w:t>
       </w:r>
     </w:p>
     <w:p>
@@ -2018,7 +1961,64 @@
         <w:rPr>
           <w:rFonts w:ascii="Arial" w:hAnsi="Arial" w:cs="Arial"/>
         </w:rPr>
+        <w:t>image_reina.py</w:t>
+      </w:r>
+    </w:p>
+    <w:p>
+      <w:pPr>
+        <w:numPr>
+          <w:ilvl w:val="0"/>
+          <w:numId w:val="34"/>
+        </w:numPr>
+        <w:spacing w:line="480" w:lineRule="auto"/>
+        <w:jc w:val="both"/>
+        <w:rPr>
+          <w:rFonts w:ascii="Arial" w:hAnsi="Arial" w:cs="Arial"/>
+        </w:rPr>
+      </w:pPr>
+      <w:r>
+        <w:rPr>
+          <w:rFonts w:ascii="Arial" w:hAnsi="Arial" w:cs="Arial"/>
+        </w:rPr>
+        <w:t>image_jota.py</w:t>
+      </w:r>
+    </w:p>
+    <w:p>
+      <w:pPr>
+        <w:numPr>
+          <w:ilvl w:val="0"/>
+          <w:numId w:val="34"/>
+        </w:numPr>
+        <w:spacing w:line="480" w:lineRule="auto"/>
+        <w:jc w:val="both"/>
+        <w:rPr>
+          <w:rFonts w:ascii="Arial" w:hAnsi="Arial" w:cs="Arial"/>
+        </w:rPr>
+      </w:pPr>
+      <w:r>
+        <w:rPr>
+          <w:rFonts w:ascii="Arial" w:hAnsi="Arial" w:cs="Arial"/>
+        </w:rPr>
         <w:t>main.py</w:t>
+      </w:r>
+    </w:p>
+    <w:p>
+      <w:pPr>
+        <w:numPr>
+          <w:ilvl w:val="0"/>
+          <w:numId w:val="34"/>
+        </w:numPr>
+        <w:spacing w:line="480" w:lineRule="auto"/>
+        <w:jc w:val="both"/>
+        <w:rPr>
+          <w:rFonts w:ascii="Arial" w:hAnsi="Arial" w:cs="Arial"/>
+        </w:rPr>
+      </w:pPr>
+      <w:r>
+        <w:rPr>
+          <w:rFonts w:ascii="Arial" w:hAnsi="Arial" w:cs="Arial"/>
+        </w:rPr>
+        <w:t>almacenamiento.py</w:t>
       </w:r>
     </w:p>
     <w:p>
@@ -2213,6 +2213,7 @@
         <w:rPr>
           <w:rFonts w:ascii="Arial" w:hAnsi="Arial" w:cs="Arial"/>
         </w:rPr>
+        <w:lastRenderedPageBreak/>
         <w:t xml:space="preserve">Estado visible u </w:t>
       </w:r>
       <w:proofErr w:type="spellStart"/>
@@ -2284,7 +2285,6 @@
         <w:rPr>
           <w:rFonts w:ascii="Arial" w:hAnsi="Arial" w:cs="Arial"/>
         </w:rPr>
-        <w:lastRenderedPageBreak/>
         <w:t xml:space="preserve">Su </w:t>
       </w:r>
       <w:proofErr w:type="spellStart"/>
@@ -2682,6 +2682,7 @@
         <w:rPr>
           <w:rFonts w:ascii="Arial" w:hAnsi="Arial" w:cs="Arial"/>
         </w:rPr>
+        <w:lastRenderedPageBreak/>
         <w:t>Posición</w:t>
       </w:r>
       <w:proofErr w:type="spellEnd"/>
@@ -2776,7 +2777,6 @@
           <w:rFonts w:ascii="Arial" w:hAnsi="Arial" w:cs="Arial"/>
           <w:lang w:val="es-MX"/>
         </w:rPr>
-        <w:lastRenderedPageBreak/>
         <w:t>Tamaño máximo para imágenes personalizadas.</w:t>
       </w:r>
     </w:p>
@@ -3046,6 +3046,7 @@
         <w:rPr>
           <w:rFonts w:ascii="Arial" w:hAnsi="Arial" w:cs="Arial"/>
         </w:rPr>
+        <w:lastRenderedPageBreak/>
         <w:t>Séptima</w:t>
       </w:r>
       <w:proofErr w:type="spellEnd"/>
@@ -3108,7 +3109,6 @@
           <w:rFonts w:ascii="Arial" w:hAnsi="Arial" w:cs="Arial"/>
           <w:lang w:val="es-MX"/>
         </w:rPr>
-        <w:lastRenderedPageBreak/>
         <w:t>Se programaron métodos encargados de verificar que cada movimiento respetara las reglas del juego.</w:t>
       </w:r>
     </w:p>
@@ -3449,6 +3449,7 @@
           <w:rFonts w:ascii="Arial" w:hAnsi="Arial" w:cs="Arial"/>
           <w:lang w:val="es-MX"/>
         </w:rPr>
+        <w:lastRenderedPageBreak/>
         <w:t>Finalmente se desarrolló un método que verifica si las cuatro fundaciones contienen las 52 cartas del juego.</w:t>
       </w:r>
     </w:p>
@@ -3504,7 +3505,6 @@
           <w:rFonts w:ascii="Arial" w:hAnsi="Arial" w:cs="Arial"/>
           <w:lang w:val="es-MX"/>
         </w:rPr>
-        <w:lastRenderedPageBreak/>
         <w:t xml:space="preserve">La interfaz fue desarrollada en el archivo </w:t>
       </w:r>
       <w:r>
@@ -3962,6 +3962,7 @@
           <w:rFonts w:ascii="Arial" w:hAnsi="Arial" w:cs="Arial"/>
           <w:lang w:val="es-MX"/>
         </w:rPr>
+        <w:lastRenderedPageBreak/>
         <w:t>Una de las características más importantes fue la implementación del sistema Drag and Drop.</w:t>
       </w:r>
     </w:p>
@@ -4009,7 +4010,6 @@
         <w:rPr>
           <w:rFonts w:ascii="Arial" w:hAnsi="Arial" w:cs="Arial"/>
         </w:rPr>
-        <w:lastRenderedPageBreak/>
         <w:t>ButtonPress</w:t>
       </w:r>
       <w:proofErr w:type="spellEnd"/>
@@ -4402,6 +4402,7 @@
           <w:rFonts w:ascii="Arial" w:hAnsi="Arial" w:cs="Arial"/>
           <w:lang w:val="es-MX"/>
         </w:rPr>
+        <w:lastRenderedPageBreak/>
         <w:t xml:space="preserve">Se desarrollaron los módulos </w:t>
       </w:r>
       <w:r>
@@ -4418,7 +4419,7 @@
           <w:rFonts w:ascii="Arial" w:hAnsi="Arial" w:cs="Arial"/>
           <w:lang w:val="es-MX"/>
         </w:rPr>
-        <w:t xml:space="preserve"> e </w:t>
+        <w:t xml:space="preserve">, </w:t>
       </w:r>
       <w:r>
         <w:rPr>
@@ -4434,7 +4435,39 @@
           <w:rFonts w:ascii="Arial" w:hAnsi="Arial" w:cs="Arial"/>
           <w:lang w:val="es-MX"/>
         </w:rPr>
-        <w:t xml:space="preserve"> con la finalidad de permitir al usuario reemplazar las imágenes predeterminadas de los ases y los reyes por imágenes personalizadas.</w:t>
+        <w:t xml:space="preserve">, </w:t>
+      </w:r>
+      <w:r>
+        <w:rPr>
+          <w:rFonts w:ascii="Arial" w:hAnsi="Arial" w:cs="Arial"/>
+          <w:b/>
+          <w:bCs/>
+          <w:lang w:val="es-MX"/>
+        </w:rPr>
+        <w:t>image_reina.py</w:t>
+      </w:r>
+      <w:r>
+        <w:rPr>
+          <w:rFonts w:ascii="Arial" w:hAnsi="Arial" w:cs="Arial"/>
+          <w:lang w:val="es-MX"/>
+        </w:rPr>
+        <w:t xml:space="preserve"> e </w:t>
+      </w:r>
+      <w:r>
+        <w:rPr>
+          <w:rFonts w:ascii="Arial" w:hAnsi="Arial" w:cs="Arial"/>
+          <w:b/>
+          <w:bCs/>
+          <w:lang w:val="es-MX"/>
+        </w:rPr>
+        <w:t>image_jota.py</w:t>
+      </w:r>
+      <w:r>
+        <w:rPr>
+          <w:rFonts w:ascii="Arial" w:hAnsi="Arial" w:cs="Arial"/>
+          <w:lang w:val="es-MX"/>
+        </w:rPr>
+        <w:t xml:space="preserve"> con la finalidad de permitir al usuario reemplazar las imágenes predeterminadas de los ases, reyes, reinas y jotas por imágenes personalizadas.</w:t>
       </w:r>
     </w:p>
     <w:p>
@@ -4497,7 +4530,6 @@
         <w:rPr>
           <w:rFonts w:ascii="Arial" w:hAnsi="Arial" w:cs="Arial"/>
         </w:rPr>
-        <w:lastRenderedPageBreak/>
         <w:t>Tkinter</w:t>
       </w:r>
       <w:proofErr w:type="spellEnd"/>
@@ -4631,6 +4663,96 @@
           <w:bCs/>
           <w:lang w:val="es-MX"/>
         </w:rPr>
+        <w:t>Fase 7: Guardado persistente de imágenes</w:t>
+      </w:r>
+    </w:p>
+    <w:p>
+      <w:pPr>
+        <w:spacing w:line="480" w:lineRule="auto"/>
+        <w:jc w:val="both"/>
+        <w:rPr>
+          <w:rFonts w:ascii="Arial" w:hAnsi="Arial" w:cs="Arial"/>
+          <w:lang w:val="es-MX"/>
+        </w:rPr>
+      </w:pPr>
+      <w:r>
+        <w:rPr>
+          <w:rFonts w:ascii="Arial" w:hAnsi="Arial" w:cs="Arial"/>
+          <w:lang w:val="es-MX"/>
+        </w:rPr>
+        <w:t>Para evitar que las imágenes personalizadas se perdieran al cerrar el juego, se desarrolló el módulo almacenamiento.py, encargado de conservarlas de forma permanente entre distintas sesiones.</w:t>
+      </w:r>
+    </w:p>
+    <w:p>
+      <w:pPr>
+        <w:spacing w:line="480" w:lineRule="auto"/>
+        <w:jc w:val="both"/>
+        <w:rPr>
+          <w:rFonts w:ascii="Arial" w:hAnsi="Arial" w:cs="Arial"/>
+          <w:lang w:val="es-MX"/>
+        </w:rPr>
+      </w:pPr>
+      <w:r>
+        <w:rPr>
+          <w:rFonts w:ascii="Arial" w:hAnsi="Arial" w:cs="Arial"/>
+          <w:lang w:val="es-MX"/>
+        </w:rPr>
+        <w:t>Cuando el usuario carga una imagen para una carta, el sistema la copia a la carpeta imagenes_guardadas, ubicada dentro del proyecto, y registra su ubicación en un archivo de índice en formato JSON (index.json).</w:t>
+      </w:r>
+    </w:p>
+    <w:p>
+      <w:pPr>
+        <w:spacing w:line="480" w:lineRule="auto"/>
+        <w:jc w:val="both"/>
+        <w:rPr>
+          <w:rFonts w:ascii="Arial" w:hAnsi="Arial" w:cs="Arial"/>
+          <w:lang w:val="es-MX"/>
+        </w:rPr>
+      </w:pPr>
+      <w:r>
+        <w:rPr>
+          <w:rFonts w:ascii="Arial" w:hAnsi="Arial" w:cs="Arial"/>
+          <w:lang w:val="es-MX"/>
+        </w:rPr>
+        <w:t>Al iniciar el juego, se lee dicho índice y se vuelven a cargar automáticamente todas las imágenes almacenadas, por lo que el usuario conserva su personalización sin necesidad de volver a seleccionarlas.</w:t>
+      </w:r>
+    </w:p>
+    <w:p>
+      <w:pPr>
+        <w:spacing w:line="480" w:lineRule="auto"/>
+        <w:jc w:val="both"/>
+        <w:rPr>
+          <w:rFonts w:ascii="Arial" w:hAnsi="Arial" w:cs="Arial"/>
+          <w:lang w:val="es-MX"/>
+        </w:rPr>
+      </w:pPr>
+      <w:r>
+        <w:rPr>
+          <w:rFonts w:ascii="Arial" w:hAnsi="Arial" w:cs="Arial"/>
+          <w:lang w:val="es-MX"/>
+        </w:rPr>
+        <w:lastRenderedPageBreak/>
+        <w:t>Dado que las imágenes se copian dentro del proyecto, continúan funcionando aunque el archivo original se mueva o se elimine. Asimismo, las opciones de “Restablecer” de cada menú borran las imágenes guardadas, devolviendo las cartas a su diseño predeterminado.</w:t>
+      </w:r>
+    </w:p>
+    <w:p>
+      <w:pPr>
+        <w:spacing w:line="480" w:lineRule="auto"/>
+        <w:jc w:val="both"/>
+        <w:rPr>
+          <w:rFonts w:ascii="Arial" w:hAnsi="Arial" w:cs="Arial"/>
+          <w:b/>
+          <w:bCs/>
+          <w:lang w:val="es-MX"/>
+        </w:rPr>
+      </w:pPr>
+      <w:r>
+        <w:rPr>
+          <w:rFonts w:ascii="Arial" w:hAnsi="Arial" w:cs="Arial"/>
+          <w:b/>
+          <w:bCs/>
+          <w:lang w:val="es-MX"/>
+        </w:rPr>
         <w:t>5. Resultados Obtenidos</w:t>
       </w:r>
     </w:p>
@@ -4927,7 +5049,7 @@
           <w:rFonts w:ascii="Arial" w:hAnsi="Arial" w:cs="Arial"/>
           <w:lang w:val="es-MX"/>
         </w:rPr>
-        <w:t>Gestión correcta del mazo y descarte.</w:t>
+        <w:t>Guardado persistente de las imágenes personalizadas.</w:t>
       </w:r>
     </w:p>
     <w:p>
@@ -4948,24 +5070,45 @@
           <w:rFonts w:ascii="Arial" w:hAnsi="Arial" w:cs="Arial"/>
           <w:lang w:val="es-MX"/>
         </w:rPr>
+        <w:t>Gestión correcta del mazo y descarte.</w:t>
+      </w:r>
+    </w:p>
+    <w:p>
+      <w:pPr>
+        <w:numPr>
+          <w:ilvl w:val="0"/>
+          <w:numId w:val="48"/>
+        </w:numPr>
+        <w:spacing w:line="480" w:lineRule="auto"/>
+        <w:jc w:val="both"/>
+        <w:rPr>
+          <w:rFonts w:ascii="Arial" w:hAnsi="Arial" w:cs="Arial"/>
+          <w:lang w:val="es-MX"/>
+        </w:rPr>
+      </w:pPr>
+      <w:r>
+        <w:rPr>
+          <w:rFonts w:ascii="Arial" w:hAnsi="Arial" w:cs="Arial"/>
+          <w:lang w:val="es-MX"/>
+        </w:rPr>
+        <w:t>Contador de movimientos realizado durante la partida.</w:t>
+      </w:r>
+    </w:p>
+    <w:p>
+      <w:pPr>
+        <w:spacing w:line="480" w:lineRule="auto"/>
+        <w:jc w:val="both"/>
+        <w:rPr>
+          <w:rFonts w:ascii="Arial" w:hAnsi="Arial" w:cs="Arial"/>
+          <w:lang w:val="es-MX"/>
+        </w:rPr>
+      </w:pPr>
+      <w:r>
+        <w:rPr>
+          <w:rFonts w:ascii="Arial" w:hAnsi="Arial" w:cs="Arial"/>
+          <w:lang w:val="es-MX"/>
+        </w:rPr>
         <w:lastRenderedPageBreak/>
-        <w:t>Contador de movimientos realizado durante la partida.</w:t>
-      </w:r>
-    </w:p>
-    <w:p>
-      <w:pPr>
-        <w:spacing w:line="480" w:lineRule="auto"/>
-        <w:jc w:val="both"/>
-        <w:rPr>
-          <w:rFonts w:ascii="Arial" w:hAnsi="Arial" w:cs="Arial"/>
-          <w:lang w:val="es-MX"/>
-        </w:rPr>
-      </w:pPr>
-      <w:r>
-        <w:rPr>
-          <w:rFonts w:ascii="Arial" w:hAnsi="Arial" w:cs="Arial"/>
-          <w:lang w:val="es-MX"/>
-        </w:rPr>
         <w:t>El programa logró integrar tanto la lógica del juego como su representación gráfica en una única aplicación de escritorio, proporcionando una experiencia de usuario similar a la de versiones comerciales del Solitario.</w:t>
       </w:r>
     </w:p>
@@ -5319,7 +5462,7 @@
           <w:rFonts w:ascii="Arial" w:hAnsi="Arial" w:cs="Arial"/>
           <w:lang w:val="es-MX"/>
         </w:rPr>
-        <w:t>La incorporación de imágenes para ases y reyes implicó resolver problemas relacionados con:</w:t>
+        <w:t>La incorporación de imágenes para ases, reyes, reinas y jotas implicó resolver problemas relacionados con:</w:t>
       </w:r>
     </w:p>
     <w:p>
@@ -5477,7 +5620,7 @@
           <w:lang w:val="es-MX"/>
         </w:rPr>
         <w:lastRenderedPageBreak/>
-        <w:t>Graficas</w:t>
+        <w:t>Gráficas</w:t>
       </w:r>
     </w:p>
     <w:p>
@@ -5509,7 +5652,7 @@
           <w:rFonts w:ascii="Arial" w:hAnsi="Arial" w:cs="Arial"/>
           <w:lang w:val="es-MX"/>
         </w:rPr>
-        <w:t>Para esto le ofrecimos jugar a 8 personas y así poder almacenar sus datos del juego en graficas.</w:t>
+        <w:t>Para esto le ofrecimos jugar a 8 personas y así poder almacenar sus datos del juego en gráficas.</w:t>
       </w:r>
     </w:p>
     <w:p>
@@ -5539,6 +5682,7 @@
       <w:r>
         <w:rPr>
           <w:rFonts w:ascii="Arial" w:hAnsi="Arial" w:cs="Arial"/>
+          <w:noProof/>
           <w:lang w:val="es-MX"/>
         </w:rPr>
         <w:drawing>
@@ -5620,6 +5764,7 @@
       <w:r>
         <w:rPr>
           <w:rFonts w:ascii="Arial" w:hAnsi="Arial" w:cs="Arial"/>
+          <w:noProof/>
           <w:lang w:val="es-MX"/>
         </w:rPr>
         <w:drawing>
@@ -5702,6 +5847,7 @@
       <w:r>
         <w:rPr>
           <w:rFonts w:ascii="Arial" w:hAnsi="Arial" w:cs="Arial"/>
+          <w:noProof/>
           <w:lang w:val="es-MX"/>
         </w:rPr>
         <w:drawing>
@@ -13635,11 +13781,11 @@
     <w:name w:val="Normal"/>
     <w:qFormat/>
   </w:style>
-  <w:style w:type="paragraph" w:styleId="Heading1">
+  <w:style w:type="paragraph" w:styleId="Ttulo1">
     <w:name w:val="heading 1"/>
     <w:basedOn w:val="Normal"/>
     <w:next w:val="Normal"/>
-    <w:link w:val="Heading1Char"/>
+    <w:link w:val="Ttulo1Car"/>
     <w:uiPriority w:val="9"/>
     <w:qFormat/>
     <w:rsid w:val="001715CB"/>
@@ -13656,11 +13802,11 @@
       <w:szCs w:val="40"/>
     </w:rPr>
   </w:style>
-  <w:style w:type="paragraph" w:styleId="Heading2">
+  <w:style w:type="paragraph" w:styleId="Ttulo2">
     <w:name w:val="heading 2"/>
     <w:basedOn w:val="Normal"/>
     <w:next w:val="Normal"/>
-    <w:link w:val="Heading2Char"/>
+    <w:link w:val="Ttulo2Car"/>
     <w:uiPriority w:val="9"/>
     <w:semiHidden/>
     <w:unhideWhenUsed/>
@@ -13679,11 +13825,11 @@
       <w:szCs w:val="32"/>
     </w:rPr>
   </w:style>
-  <w:style w:type="paragraph" w:styleId="Heading3">
+  <w:style w:type="paragraph" w:styleId="Ttulo3">
     <w:name w:val="heading 3"/>
     <w:basedOn w:val="Normal"/>
     <w:next w:val="Normal"/>
-    <w:link w:val="Heading3Char"/>
+    <w:link w:val="Ttulo3Car"/>
     <w:uiPriority w:val="9"/>
     <w:semiHidden/>
     <w:unhideWhenUsed/>
@@ -13702,11 +13848,11 @@
       <w:szCs w:val="28"/>
     </w:rPr>
   </w:style>
-  <w:style w:type="paragraph" w:styleId="Heading4">
+  <w:style w:type="paragraph" w:styleId="Ttulo4">
     <w:name w:val="heading 4"/>
     <w:basedOn w:val="Normal"/>
     <w:next w:val="Normal"/>
-    <w:link w:val="Heading4Char"/>
+    <w:link w:val="Ttulo4Car"/>
     <w:uiPriority w:val="9"/>
     <w:semiHidden/>
     <w:unhideWhenUsed/>
@@ -13725,11 +13871,11 @@
       <w:color w:val="0F4761" w:themeColor="accent1" w:themeShade="BF"/>
     </w:rPr>
   </w:style>
-  <w:style w:type="paragraph" w:styleId="Heading5">
+  <w:style w:type="paragraph" w:styleId="Ttulo5">
     <w:name w:val="heading 5"/>
     <w:basedOn w:val="Normal"/>
     <w:next w:val="Normal"/>
-    <w:link w:val="Heading5Char"/>
+    <w:link w:val="Ttulo5Car"/>
     <w:uiPriority w:val="9"/>
     <w:semiHidden/>
     <w:unhideWhenUsed/>
@@ -13746,11 +13892,11 @@
       <w:color w:val="0F4761" w:themeColor="accent1" w:themeShade="BF"/>
     </w:rPr>
   </w:style>
-  <w:style w:type="paragraph" w:styleId="Heading6">
+  <w:style w:type="paragraph" w:styleId="Ttulo6">
     <w:name w:val="heading 6"/>
     <w:basedOn w:val="Normal"/>
     <w:next w:val="Normal"/>
-    <w:link w:val="Heading6Char"/>
+    <w:link w:val="Ttulo6Car"/>
     <w:uiPriority w:val="9"/>
     <w:semiHidden/>
     <w:unhideWhenUsed/>
@@ -13769,11 +13915,11 @@
       <w:color w:val="595959" w:themeColor="text1" w:themeTint="A6"/>
     </w:rPr>
   </w:style>
-  <w:style w:type="paragraph" w:styleId="Heading7">
+  <w:style w:type="paragraph" w:styleId="Ttulo7">
     <w:name w:val="heading 7"/>
     <w:basedOn w:val="Normal"/>
     <w:next w:val="Normal"/>
-    <w:link w:val="Heading7Char"/>
+    <w:link w:val="Ttulo7Car"/>
     <w:uiPriority w:val="9"/>
     <w:semiHidden/>
     <w:unhideWhenUsed/>
@@ -13790,11 +13936,11 @@
       <w:color w:val="595959" w:themeColor="text1" w:themeTint="A6"/>
     </w:rPr>
   </w:style>
-  <w:style w:type="paragraph" w:styleId="Heading8">
+  <w:style w:type="paragraph" w:styleId="Ttulo8">
     <w:name w:val="heading 8"/>
     <w:basedOn w:val="Normal"/>
     <w:next w:val="Normal"/>
-    <w:link w:val="Heading8Char"/>
+    <w:link w:val="Ttulo8Car"/>
     <w:uiPriority w:val="9"/>
     <w:semiHidden/>
     <w:unhideWhenUsed/>
@@ -13813,11 +13959,11 @@
       <w:color w:val="272727" w:themeColor="text1" w:themeTint="D8"/>
     </w:rPr>
   </w:style>
-  <w:style w:type="paragraph" w:styleId="Heading9">
+  <w:style w:type="paragraph" w:styleId="Ttulo9">
     <w:name w:val="heading 9"/>
     <w:basedOn w:val="Normal"/>
     <w:next w:val="Normal"/>
-    <w:link w:val="Heading9Char"/>
+    <w:link w:val="Ttulo9Car"/>
     <w:uiPriority w:val="9"/>
     <w:semiHidden/>
     <w:unhideWhenUsed/>
@@ -13834,13 +13980,13 @@
       <w:color w:val="272727" w:themeColor="text1" w:themeTint="D8"/>
     </w:rPr>
   </w:style>
-  <w:style w:type="character" w:default="1" w:styleId="DefaultParagraphFont">
+  <w:style w:type="character" w:default="1" w:styleId="Fuentedeprrafopredeter">
     <w:name w:val="Default Paragraph Font"/>
     <w:uiPriority w:val="1"/>
     <w:semiHidden/>
     <w:unhideWhenUsed/>
   </w:style>
-  <w:style w:type="table" w:default="1" w:styleId="TableNormal">
+  <w:style w:type="table" w:default="1" w:styleId="Tablanormal">
     <w:name w:val="Normal Table"/>
     <w:uiPriority w:val="99"/>
     <w:semiHidden/>
@@ -13855,16 +14001,16 @@
       </w:tblCellMar>
     </w:tblPr>
   </w:style>
-  <w:style w:type="numbering" w:default="1" w:styleId="NoList">
+  <w:style w:type="numbering" w:default="1" w:styleId="Sinlista">
     <w:name w:val="No List"/>
     <w:uiPriority w:val="99"/>
     <w:semiHidden/>
     <w:unhideWhenUsed/>
   </w:style>
-  <w:style w:type="character" w:customStyle="1" w:styleId="Heading1Char">
-    <w:name w:val="Heading 1 Char"/>
-    <w:basedOn w:val="DefaultParagraphFont"/>
-    <w:link w:val="Heading1"/>
+  <w:style w:type="character" w:customStyle="1" w:styleId="Ttulo1Car">
+    <w:name w:val="Título 1 Car"/>
+    <w:basedOn w:val="Fuentedeprrafopredeter"/>
+    <w:link w:val="Ttulo1"/>
     <w:uiPriority w:val="9"/>
     <w:rsid w:val="001715CB"/>
     <w:rPr>
@@ -13874,10 +14020,10 @@
       <w:szCs w:val="40"/>
     </w:rPr>
   </w:style>
-  <w:style w:type="character" w:customStyle="1" w:styleId="Heading2Char">
-    <w:name w:val="Heading 2 Char"/>
-    <w:basedOn w:val="DefaultParagraphFont"/>
-    <w:link w:val="Heading2"/>
+  <w:style w:type="character" w:customStyle="1" w:styleId="Ttulo2Car">
+    <w:name w:val="Título 2 Car"/>
+    <w:basedOn w:val="Fuentedeprrafopredeter"/>
+    <w:link w:val="Ttulo2"/>
     <w:uiPriority w:val="9"/>
     <w:semiHidden/>
     <w:rsid w:val="001715CB"/>
@@ -13888,10 +14034,10 @@
       <w:szCs w:val="32"/>
     </w:rPr>
   </w:style>
-  <w:style w:type="character" w:customStyle="1" w:styleId="Heading3Char">
-    <w:name w:val="Heading 3 Char"/>
-    <w:basedOn w:val="DefaultParagraphFont"/>
-    <w:link w:val="Heading3"/>
+  <w:style w:type="character" w:customStyle="1" w:styleId="Ttulo3Car">
+    <w:name w:val="Título 3 Car"/>
+    <w:basedOn w:val="Fuentedeprrafopredeter"/>
+    <w:link w:val="Ttulo3"/>
     <w:uiPriority w:val="9"/>
     <w:semiHidden/>
     <w:rsid w:val="001715CB"/>
@@ -13902,10 +14048,10 @@
       <w:szCs w:val="28"/>
     </w:rPr>
   </w:style>
-  <w:style w:type="character" w:customStyle="1" w:styleId="Heading4Char">
-    <w:name w:val="Heading 4 Char"/>
-    <w:basedOn w:val="DefaultParagraphFont"/>
-    <w:link w:val="Heading4"/>
+  <w:style w:type="character" w:customStyle="1" w:styleId="Ttulo4Car">
+    <w:name w:val="Título 4 Car"/>
+    <w:basedOn w:val="Fuentedeprrafopredeter"/>
+    <w:link w:val="Ttulo4"/>
     <w:uiPriority w:val="9"/>
     <w:semiHidden/>
     <w:rsid w:val="001715CB"/>
@@ -13916,10 +14062,10 @@
       <w:color w:val="0F4761" w:themeColor="accent1" w:themeShade="BF"/>
     </w:rPr>
   </w:style>
-  <w:style w:type="character" w:customStyle="1" w:styleId="Heading5Char">
-    <w:name w:val="Heading 5 Char"/>
-    <w:basedOn w:val="DefaultParagraphFont"/>
-    <w:link w:val="Heading5"/>
+  <w:style w:type="character" w:customStyle="1" w:styleId="Ttulo5Car">
+    <w:name w:val="Título 5 Car"/>
+    <w:basedOn w:val="Fuentedeprrafopredeter"/>
+    <w:link w:val="Ttulo5"/>
     <w:uiPriority w:val="9"/>
     <w:semiHidden/>
     <w:rsid w:val="001715CB"/>
@@ -13928,10 +14074,10 @@
       <w:color w:val="0F4761" w:themeColor="accent1" w:themeShade="BF"/>
     </w:rPr>
   </w:style>
-  <w:style w:type="character" w:customStyle="1" w:styleId="Heading6Char">
-    <w:name w:val="Heading 6 Char"/>
-    <w:basedOn w:val="DefaultParagraphFont"/>
-    <w:link w:val="Heading6"/>
+  <w:style w:type="character" w:customStyle="1" w:styleId="Ttulo6Car">
+    <w:name w:val="Título 6 Car"/>
+    <w:basedOn w:val="Fuentedeprrafopredeter"/>
+    <w:link w:val="Ttulo6"/>
     <w:uiPriority w:val="9"/>
     <w:semiHidden/>
     <w:rsid w:val="001715CB"/>
@@ -13942,10 +14088,10 @@
       <w:color w:val="595959" w:themeColor="text1" w:themeTint="A6"/>
     </w:rPr>
   </w:style>
-  <w:style w:type="character" w:customStyle="1" w:styleId="Heading7Char">
-    <w:name w:val="Heading 7 Char"/>
-    <w:basedOn w:val="DefaultParagraphFont"/>
-    <w:link w:val="Heading7"/>
+  <w:style w:type="character" w:customStyle="1" w:styleId="Ttulo7Car">
+    <w:name w:val="Título 7 Car"/>
+    <w:basedOn w:val="Fuentedeprrafopredeter"/>
+    <w:link w:val="Ttulo7"/>
     <w:uiPriority w:val="9"/>
     <w:semiHidden/>
     <w:rsid w:val="001715CB"/>
@@ -13954,10 +14100,10 @@
       <w:color w:val="595959" w:themeColor="text1" w:themeTint="A6"/>
     </w:rPr>
   </w:style>
-  <w:style w:type="character" w:customStyle="1" w:styleId="Heading8Char">
-    <w:name w:val="Heading 8 Char"/>
-    <w:basedOn w:val="DefaultParagraphFont"/>
-    <w:link w:val="Heading8"/>
+  <w:style w:type="character" w:customStyle="1" w:styleId="Ttulo8Car">
+    <w:name w:val="Título 8 Car"/>
+    <w:basedOn w:val="Fuentedeprrafopredeter"/>
+    <w:link w:val="Ttulo8"/>
     <w:uiPriority w:val="9"/>
     <w:semiHidden/>
     <w:rsid w:val="001715CB"/>
@@ -13968,10 +14114,10 @@
       <w:color w:val="272727" w:themeColor="text1" w:themeTint="D8"/>
     </w:rPr>
   </w:style>
-  <w:style w:type="character" w:customStyle="1" w:styleId="Heading9Char">
-    <w:name w:val="Heading 9 Char"/>
-    <w:basedOn w:val="DefaultParagraphFont"/>
-    <w:link w:val="Heading9"/>
+  <w:style w:type="character" w:customStyle="1" w:styleId="Ttulo9Car">
+    <w:name w:val="Título 9 Car"/>
+    <w:basedOn w:val="Fuentedeprrafopredeter"/>
+    <w:link w:val="Ttulo9"/>
     <w:uiPriority w:val="9"/>
     <w:semiHidden/>
     <w:rsid w:val="001715CB"/>
@@ -13980,11 +14126,11 @@
       <w:color w:val="272727" w:themeColor="text1" w:themeTint="D8"/>
     </w:rPr>
   </w:style>
-  <w:style w:type="paragraph" w:styleId="Title">
+  <w:style w:type="paragraph" w:styleId="Ttulo">
     <w:name w:val="Title"/>
     <w:basedOn w:val="Normal"/>
     <w:next w:val="Normal"/>
-    <w:link w:val="TitleChar"/>
+    <w:link w:val="TtuloCar"/>
     <w:uiPriority w:val="10"/>
     <w:qFormat/>
     <w:rsid w:val="001715CB"/>
@@ -14000,10 +14146,10 @@
       <w:szCs w:val="56"/>
     </w:rPr>
   </w:style>
-  <w:style w:type="character" w:customStyle="1" w:styleId="TitleChar">
-    <w:name w:val="Title Char"/>
-    <w:basedOn w:val="DefaultParagraphFont"/>
-    <w:link w:val="Title"/>
+  <w:style w:type="character" w:customStyle="1" w:styleId="TtuloCar">
+    <w:name w:val="Título Car"/>
+    <w:basedOn w:val="Fuentedeprrafopredeter"/>
+    <w:link w:val="Ttulo"/>
     <w:uiPriority w:val="10"/>
     <w:rsid w:val="001715CB"/>
     <w:rPr>
@@ -14014,11 +14160,11 @@
       <w:szCs w:val="56"/>
     </w:rPr>
   </w:style>
-  <w:style w:type="paragraph" w:styleId="Subtitle">
+  <w:style w:type="paragraph" w:styleId="Subttulo">
     <w:name w:val="Subtitle"/>
     <w:basedOn w:val="Normal"/>
     <w:next w:val="Normal"/>
-    <w:link w:val="SubtitleChar"/>
+    <w:link w:val="SubttuloCar"/>
     <w:uiPriority w:val="11"/>
     <w:qFormat/>
     <w:rsid w:val="001715CB"/>
@@ -14035,10 +14181,10 @@
       <w:szCs w:val="28"/>
     </w:rPr>
   </w:style>
-  <w:style w:type="character" w:customStyle="1" w:styleId="SubtitleChar">
-    <w:name w:val="Subtitle Char"/>
-    <w:basedOn w:val="DefaultParagraphFont"/>
-    <w:link w:val="Subtitle"/>
+  <w:style w:type="character" w:customStyle="1" w:styleId="SubttuloCar">
+    <w:name w:val="Subtítulo Car"/>
+    <w:basedOn w:val="Fuentedeprrafopredeter"/>
+    <w:link w:val="Subttulo"/>
     <w:uiPriority w:val="11"/>
     <w:rsid w:val="001715CB"/>
     <w:rPr>
@@ -14049,11 +14195,11 @@
       <w:szCs w:val="28"/>
     </w:rPr>
   </w:style>
-  <w:style w:type="paragraph" w:styleId="Quote">
+  <w:style w:type="paragraph" w:styleId="Cita">
     <w:name w:val="Quote"/>
     <w:basedOn w:val="Normal"/>
     <w:next w:val="Normal"/>
-    <w:link w:val="QuoteChar"/>
+    <w:link w:val="CitaCar"/>
     <w:uiPriority w:val="29"/>
     <w:qFormat/>
     <w:rsid w:val="001715CB"/>
@@ -14067,10 +14213,10 @@
       <w:color w:val="404040" w:themeColor="text1" w:themeTint="BF"/>
     </w:rPr>
   </w:style>
-  <w:style w:type="character" w:customStyle="1" w:styleId="QuoteChar">
-    <w:name w:val="Quote Char"/>
-    <w:basedOn w:val="DefaultParagraphFont"/>
-    <w:link w:val="Quote"/>
+  <w:style w:type="character" w:customStyle="1" w:styleId="CitaCar">
+    <w:name w:val="Cita Car"/>
+    <w:basedOn w:val="Fuentedeprrafopredeter"/>
+    <w:link w:val="Cita"/>
     <w:uiPriority w:val="29"/>
     <w:rsid w:val="001715CB"/>
     <w:rPr>
@@ -14079,7 +14225,7 @@
       <w:color w:val="404040" w:themeColor="text1" w:themeTint="BF"/>
     </w:rPr>
   </w:style>
-  <w:style w:type="paragraph" w:styleId="ListParagraph">
+  <w:style w:type="paragraph" w:styleId="Prrafodelista">
     <w:name w:val="List Paragraph"/>
     <w:basedOn w:val="Normal"/>
     <w:uiPriority w:val="34"/>
@@ -14090,9 +14236,9 @@
       <w:contextualSpacing/>
     </w:pPr>
   </w:style>
-  <w:style w:type="character" w:styleId="IntenseEmphasis">
+  <w:style w:type="character" w:styleId="nfasisintenso">
     <w:name w:val="Intense Emphasis"/>
-    <w:basedOn w:val="DefaultParagraphFont"/>
+    <w:basedOn w:val="Fuentedeprrafopredeter"/>
     <w:uiPriority w:val="21"/>
     <w:qFormat/>
     <w:rsid w:val="001715CB"/>
@@ -14102,11 +14248,11 @@
       <w:color w:val="0F4761" w:themeColor="accent1" w:themeShade="BF"/>
     </w:rPr>
   </w:style>
-  <w:style w:type="paragraph" w:styleId="IntenseQuote">
+  <w:style w:type="paragraph" w:styleId="Citadestacada">
     <w:name w:val="Intense Quote"/>
     <w:basedOn w:val="Normal"/>
     <w:next w:val="Normal"/>
-    <w:link w:val="IntenseQuoteChar"/>
+    <w:link w:val="CitadestacadaCar"/>
     <w:uiPriority w:val="30"/>
     <w:qFormat/>
     <w:rsid w:val="001715CB"/>
@@ -14125,10 +14271,10 @@
       <w:color w:val="0F4761" w:themeColor="accent1" w:themeShade="BF"/>
     </w:rPr>
   </w:style>
-  <w:style w:type="character" w:customStyle="1" w:styleId="IntenseQuoteChar">
-    <w:name w:val="Intense Quote Char"/>
-    <w:basedOn w:val="DefaultParagraphFont"/>
-    <w:link w:val="IntenseQuote"/>
+  <w:style w:type="character" w:customStyle="1" w:styleId="CitadestacadaCar">
+    <w:name w:val="Cita destacada Car"/>
+    <w:basedOn w:val="Fuentedeprrafopredeter"/>
+    <w:link w:val="Citadestacada"/>
     <w:uiPriority w:val="30"/>
     <w:rsid w:val="001715CB"/>
     <w:rPr>
@@ -14137,9 +14283,9 @@
       <w:color w:val="0F4761" w:themeColor="accent1" w:themeShade="BF"/>
     </w:rPr>
   </w:style>
-  <w:style w:type="character" w:styleId="IntenseReference">
+  <w:style w:type="character" w:styleId="Referenciaintensa">
     <w:name w:val="Intense Reference"/>
-    <w:basedOn w:val="DefaultParagraphFont"/>
+    <w:basedOn w:val="Fuentedeprrafopredeter"/>
     <w:uiPriority w:val="32"/>
     <w:qFormat/>
     <w:rsid w:val="001715CB"/>
